--- a/Volume 1/Chapter 04 - Databases/SPA_Vol1_Ch4_Lesson4_7a_UPDATE_Extended.docx
+++ b/Volume 1/Chapter 04 - Databases/SPA_Vol1_Ch4_Lesson4_7a_UPDATE_Extended.docx
@@ -982,9 +982,129 @@
     </w:p>
     <w:p>
       <w:pPr>
+        <w:keepNext/>
+      </w:pPr>
+      <w:r>
+        <w:t>Next, let the tools create the Rust and Solidity project files, as in Lesson 4.0a. Remember, Cargo.toml describes the project: cargo init names it update_phone, and cargo add pins the mysql crate at exactly 28.0.3. The Connector Setup below deletes the starter src\main.rs after cargo fetch, because each program is its own file in src\bin. Remember, forge init makes the Solidity project; --empty leaves out the sample files, and --force lets it run in the folder you just made.</w:t>
+      </w:r>
+    </w:p>
+    <w:p>
+      <w:pPr>
+        <w:keepNext/>
+      </w:pPr>
+    </w:p>
+    <w:p>
+      <w:pPr>
+        <w:pStyle w:val="CommandBlock"/>
+        <w:keepNext/>
+      </w:pPr>
+      <w:r>
+        <w:t>cargo init .\rust --name update_phone --vcs none</w:t>
+      </w:r>
+    </w:p>
+    <w:p>
+      <w:pPr>
+        <w:pStyle w:val="CommandBlock"/>
+        <w:keepNext/>
+      </w:pPr>
+      <w:r>
+        <w:t>cargo add --manifest-path .\rust\Cargo.toml mysql@=28.0.3</w:t>
+      </w:r>
+    </w:p>
+    <w:p>
+      <w:pPr>
+        <w:pStyle w:val="CommandBlock"/>
+      </w:pPr>
+      <w:r>
+        <w:t>forge init .\solidity --empty --no-git --offline --force</w:t>
+      </w:r>
+    </w:p>
+    <w:p>
+      <w:pPr>
+        <w:keepNext/>
+      </w:pPr>
+    </w:p>
+    <w:p>
+      <w:r>
+        <w:t>Then type the Solidity project's settings file, foundry.toml; these scripts read and write no files, so it allows none. As in Chapter 1, notepad .\solidity\foundry.toml opens the file forge init wrote: replace its text with the file below, save it with Ctrl+S, and close Notepad.</w:t>
+      </w:r>
+    </w:p>
+    <w:p>
+      <w:pPr>
+        <w:keepNext/>
+      </w:pPr>
+    </w:p>
+    <w:p>
+      <w:pPr>
         <w:pStyle w:val="Heading3"/>
       </w:pPr>
       <w:r>
+        <w:t>solidity/foundry.toml</w:t>
+      </w:r>
+    </w:p>
+    <w:p>
+      <w:pPr>
+        <w:pStyle w:val="SourceCode"/>
+        <w:keepNext/>
+      </w:pPr>
+      <w:r>
+        <w:t>[profile.default]</w:t>
+      </w:r>
+    </w:p>
+    <w:p>
+      <w:pPr>
+        <w:pStyle w:val="SourceCode"/>
+        <w:keepNext/>
+      </w:pPr>
+      <w:r>
+        <w:t># The files in script/ are the only Solidity sources in this project.</w:t>
+      </w:r>
+    </w:p>
+    <w:p>
+      <w:pPr>
+        <w:pStyle w:val="SourceCode"/>
+        <w:keepNext/>
+      </w:pPr>
+      <w:r>
+        <w:t>src = "script"</w:t>
+      </w:r>
+    </w:p>
+    <w:p>
+      <w:pPr>
+        <w:pStyle w:val="SourceCode"/>
+        <w:keepNext/>
+      </w:pPr>
+      <w:r>
+        <w:t># forge install puts forge-std in lib/.</w:t>
+      </w:r>
+    </w:p>
+    <w:p>
+      <w:pPr>
+        <w:pStyle w:val="SourceCode"/>
+        <w:keepNext/>
+      </w:pPr>
+      <w:r>
+        <w:t>libs = ["lib"]</w:t>
+      </w:r>
+    </w:p>
+    <w:p>
+      <w:pPr>
+        <w:pStyle w:val="SourceCode"/>
+      </w:pPr>
+      <w:r>
+        <w:t># The scripts read and write no files, so no fs_permissions are needed.</w:t>
+      </w:r>
+    </w:p>
+    <w:p>
+      <w:pPr>
+        <w:keepNext/>
+      </w:pPr>
+    </w:p>
+    <w:p>
+      <w:pPr>
+        <w:pStyle w:val="Heading3"/>
+      </w:pPr>
+      <w:r>
         <w:t>Linux or macOS Project Setup</w:t>
       </w:r>
     </w:p>
@@ -1033,8 +1153,62 @@
       </w:pPr>
     </w:p>
     <w:p>
-      <w:r>
-        <w:t>Save each source and supporting file from this lesson into the matching path in the project layout. As in Chapter 1, notepad .\rust\Cargo.toml creates and opens one: choose Yes, type the file, save it with Ctrl+S, and close Notepad (on Linux or macOS, nano ./rust/Cargo.toml: type the file, then save and close it with Ctrl+O, Enter, then Ctrl+X). The Linux commands leave out the assembly folder, because Linux Assembly is deferred.</w:t>
+      <w:pPr>
+        <w:keepNext/>
+      </w:pPr>
+      <w:r>
+        <w:t>Then create the Rust and Solidity project files with the same commands as on Windows.</w:t>
+      </w:r>
+    </w:p>
+    <w:p>
+      <w:pPr>
+        <w:keepNext/>
+      </w:pPr>
+    </w:p>
+    <w:p>
+      <w:pPr>
+        <w:pStyle w:val="CommandBlock"/>
+        <w:keepNext/>
+      </w:pPr>
+      <w:r>
+        <w:t>cargo init ./rust --name update_phone --vcs none</w:t>
+      </w:r>
+    </w:p>
+    <w:p>
+      <w:pPr>
+        <w:pStyle w:val="CommandBlock"/>
+        <w:keepNext/>
+      </w:pPr>
+      <w:r>
+        <w:t>cargo add --manifest-path ./rust/Cargo.toml mysql@=28.0.3</w:t>
+      </w:r>
+    </w:p>
+    <w:p>
+      <w:pPr>
+        <w:pStyle w:val="CommandBlock"/>
+      </w:pPr>
+      <w:r>
+        <w:t>forge init ./solidity --empty --no-git --offline --force</w:t>
+      </w:r>
+    </w:p>
+    <w:p>
+      <w:pPr>
+        <w:keepNext/>
+      </w:pPr>
+    </w:p>
+    <w:p>
+      <w:r>
+        <w:t>Type solidity/foundry.toml exactly as shown in the Windows setup.</w:t>
+      </w:r>
+    </w:p>
+    <w:p>
+      <w:pPr>
+        <w:keepNext/>
+      </w:pPr>
+    </w:p>
+    <w:p>
+      <w:r>
+        <w:t>You save each source file in its language's section below, as each is shown. As in Chapter 1, notepad .\rust\src\bin\basic_update_phone.rs creates and opens one: choose Yes, type the file, save it with Ctrl+S, and close Notepad (on Linux or macOS, nano ./rust/src/bin/basic_update_phone.rs: type the file, then save and close it with Ctrl+O, Enter, then Ctrl+X). The Linux commands leave out the assembly folder, because Linux Assembly is deferred.</w:t>
       </w:r>
     </w:p>
     <w:p>
@@ -1115,6 +1289,15 @@
         <w:keepNext/>
       </w:pPr>
       <w:r>
+        <w:t>Remove-Item .\rust\src\main.rs</w:t>
+      </w:r>
+    </w:p>
+    <w:p>
+      <w:pPr>
+        <w:pStyle w:val="CommandBlock"/>
+        <w:keepNext/>
+      </w:pPr>
+      <w:r>
         <w:t>curl.exe -fsSL -o .\vendor\mysql-1.9.0.tar `</w:t>
       </w:r>
     </w:p>
@@ -1181,6 +1364,15 @@
         <w:keepNext/>
       </w:pPr>
       <w:r>
+        <w:t>rm ./rust/src/main.rs</w:t>
+      </w:r>
+    </w:p>
+    <w:p>
+      <w:pPr>
+        <w:pStyle w:val="CommandBlock"/>
+        <w:keepNext/>
+      </w:pPr>
+      <w:r>
         <w:t>curl -fsSL -o ./vendor/mysql-1.9.0.tar \</w:t>
       </w:r>
     </w:p>
@@ -21868,7 +22060,7 @@
     </w:p>
     <w:p>
       <w:r>
-        <w:t>Cargo.toml names the Rust project and pins the mysql crate at exactly 28.0.3. foundry.toml is the Solidity project's settings file; these scripts read and write no files, so it allows none.</w:t>
+        <w:t>This is the file the setup commands wrote, shown here so you can check yours. Cargo.toml names the Rust project and pins the mysql crate at exactly 28.0.3. Yours has no comment lines, and its blank lines may differ; the comments here explain each part.</w:t>
       </w:r>
     </w:p>
     <w:p>
@@ -21988,77 +22180,6 @@
       </w:pPr>
       <w:r>
         <w:t>mysql = "=28.0.3"</w:t>
-      </w:r>
-    </w:p>
-    <w:p>
-      <w:pPr>
-        <w:keepNext/>
-      </w:pPr>
-    </w:p>
-    <w:p>
-      <w:pPr>
-        <w:keepNext/>
-      </w:pPr>
-    </w:p>
-    <w:p>
-      <w:pPr>
-        <w:pStyle w:val="Heading2"/>
-      </w:pPr>
-      <w:r>
-        <w:t>solidity/foundry.toml</w:t>
-      </w:r>
-    </w:p>
-    <w:p>
-      <w:pPr>
-        <w:pStyle w:val="SourceCode"/>
-        <w:keepNext/>
-      </w:pPr>
-      <w:r>
-        <w:t>[profile.default]</w:t>
-      </w:r>
-    </w:p>
-    <w:p>
-      <w:pPr>
-        <w:pStyle w:val="SourceCode"/>
-        <w:keepNext/>
-      </w:pPr>
-      <w:r>
-        <w:t># The files in script/ are the only Solidity sources in this project.</w:t>
-      </w:r>
-    </w:p>
-    <w:p>
-      <w:pPr>
-        <w:pStyle w:val="SourceCode"/>
-        <w:keepNext/>
-      </w:pPr>
-      <w:r>
-        <w:t>src = "script"</w:t>
-      </w:r>
-    </w:p>
-    <w:p>
-      <w:pPr>
-        <w:pStyle w:val="SourceCode"/>
-        <w:keepNext/>
-      </w:pPr>
-      <w:r>
-        <w:t># forge install puts forge-std in lib/.</w:t>
-      </w:r>
-    </w:p>
-    <w:p>
-      <w:pPr>
-        <w:pStyle w:val="SourceCode"/>
-        <w:keepNext/>
-      </w:pPr>
-      <w:r>
-        <w:t>libs = ["lib"]</w:t>
-      </w:r>
-    </w:p>
-    <w:p>
-      <w:pPr>
-        <w:pStyle w:val="SourceCode"/>
-      </w:pPr>
-      <w:r>
-        <w:t># The scripts read and write no files, so no fs_permissions are needed.</w:t>
       </w:r>
     </w:p>
     <w:p>
@@ -23842,31 +23963,31 @@
       </w:rPr>
     </w:lvl>
   </w:abstractNum>
-  <w:num w:numId="1" w16cid:durableId="2068214803">
+  <w:num w:numId="1" w16cid:durableId="70352136">
     <w:abstractNumId w:val="8"/>
   </w:num>
-  <w:num w:numId="2" w16cid:durableId="1780299874">
+  <w:num w:numId="2" w16cid:durableId="327759044">
     <w:abstractNumId w:val="6"/>
   </w:num>
-  <w:num w:numId="3" w16cid:durableId="846334979">
+  <w:num w:numId="3" w16cid:durableId="1742020228">
     <w:abstractNumId w:val="5"/>
   </w:num>
-  <w:num w:numId="4" w16cid:durableId="998584235">
+  <w:num w:numId="4" w16cid:durableId="1040782166">
     <w:abstractNumId w:val="4"/>
   </w:num>
-  <w:num w:numId="5" w16cid:durableId="1461145715">
+  <w:num w:numId="5" w16cid:durableId="1250507011">
     <w:abstractNumId w:val="7"/>
   </w:num>
-  <w:num w:numId="6" w16cid:durableId="1878004933">
+  <w:num w:numId="6" w16cid:durableId="617222250">
     <w:abstractNumId w:val="3"/>
   </w:num>
-  <w:num w:numId="7" w16cid:durableId="1718703912">
+  <w:num w:numId="7" w16cid:durableId="2004048412">
     <w:abstractNumId w:val="2"/>
   </w:num>
-  <w:num w:numId="8" w16cid:durableId="457534453">
+  <w:num w:numId="8" w16cid:durableId="1290863822">
     <w:abstractNumId w:val="1"/>
   </w:num>
-  <w:num w:numId="9" w16cid:durableId="1959798035">
+  <w:num w:numId="9" w16cid:durableId="121584907">
     <w:abstractNumId w:val="0"/>
   </w:num>
 </w:numbering>

--- a/Volume 1/Chapter 04 - Databases/SPA_Vol1_Ch4_Lesson4_7a_UPDATE_Extended.docx
+++ b/Volume 1/Chapter 04 - Databases/SPA_Vol1_Ch4_Lesson4_7a_UPDATE_Extended.docx
@@ -146,7 +146,7 @@
         <w:keepNext/>
       </w:pPr>
       <w:r>
-        <w:t>UPDATE contacts</w:t>
+        <w:t>UPDATE contacts_assembly</w:t>
       </w:r>
     </w:p>
     <w:p>
@@ -172,11 +172,33 @@
       </w:pPr>
     </w:p>
     <w:p>
+      <w:r>
+        <w:t>This is the Assembly programs' statement; every language changes its own table (Lesson 4.4), contacts_rust for Rust and contacts_erlang for Erlang.</w:t>
+      </w:r>
+    </w:p>
+    <w:p>
+      <w:pPr>
+        <w:keepNext/>
+      </w:pPr>
+    </w:p>
+    <w:p>
       <w:pPr>
         <w:pStyle w:val="ListBullet"/>
       </w:pPr>
       <w:r>
-        <w:t>Remember, the programs send UPDATE contacts SET phone = ? WHERE id = ?, and both values travel as parameters, in the order of the ? marks: the phone for SET first, then the id for WHERE (Lesson 4.7). The id is the first whole number these companions send as a parameter:</w:t>
+        <w:t>Remember, each language keeps its own table, so the programs never touch each other's rows: contacts_assembly, contacts_rust, and contacts_erlang, each with Lesson 4.4's columns and its own reset file.</w:t>
+      </w:r>
+    </w:p>
+    <w:p>
+      <w:pPr>
+        <w:pStyle w:val="ListBullet"/>
+      </w:pPr>
+      <w:r>
+        <w:t xml:space="preserve">Remember, the Assembly programs send UPDATE contacts_assembly SET phone = ? WHERE id = ?, Rust and Erlang the same with their own tables, and both values travel as parameters, in the order of the ? marks: </w:t>
+      </w:r>
+      <w:r>
+        <w:lastRenderedPageBreak/>
+        <w:t>the phone for SET first, then the id for WHERE (Lesson 4.7). The id is the first whole number these companions send as a parameter:</w:t>
       </w:r>
     </w:p>
     <w:p>
@@ -445,7 +467,7 @@
         <w:keepNext/>
       </w:pPr>
       <w:r>
-        <w:t>Setup: Reset contacts to Three Known Rows (Lesson 4.7's Data Reset)</w:t>
+        <w:t>Setup: Reset the Language's Table to Three Known Rows (Lesson 4.7's Data Reset)</w:t>
       </w:r>
     </w:p>
     <w:p>
@@ -499,7 +521,7 @@
         <w:keepNext/>
       </w:pPr>
       <w:r>
-        <w:t>Valid: UPDATE contacts SET phone = ? WHERE id = ?, with Parameters</w:t>
+        <w:t>Valid: UPDATE the Language's Table SET phone = ? WHERE id = ?, with Parameters</w:t>
       </w:r>
     </w:p>
     <w:p>
@@ -583,7 +605,7 @@
         <w:pStyle w:val="ListBullet"/>
       </w:pPr>
       <w:r>
-        <w:t>Project Setup resets the contacts table to Lesson 4.7's three known contacts: ids 1, 2, and 3 are Ada Lovelace (555-0100), Grace Hopper (no phone), and Alan Turing (555-0102). Every Assembly, Rust, and Erlang Build and Run block repeats the reset before the program runs.</w:t>
+        <w:t>Project Setup resets each language's contacts table, contacts_assembly, contacts_rust, and contacts_erlang, to Lesson 4.7's three known contacts: ids 1, 2, and 3 are Ada Lovelace (555-0100), Grace Hopper (no phone), and Alan Turing (555-0102). Every Assembly, Rust, and Erlang Build and Run block repeats its own language's reset before the program runs.</w:t>
       </w:r>
     </w:p>
     <w:p>
@@ -599,7 +621,7 @@
         <w:pStyle w:val="ListBullet"/>
       </w:pPr>
       <w:r>
-        <w:t>Every change trims the new phone, validates it (required, at most 20 characters, only digits, spaces, and + - ( )), then either prints one Error line and sends nothing, or runs UPDATE contacts SET phone = ? WHERE id = ? with parameters and prints Updated contact, the id, phone to, the phone, and (rows matched: n). A count of 0 prints No contact with id, the id, and (rows matched: 0) instead, on the normal output; it is not a failure.</w:t>
+        <w:t>Every change trims the new phone, validates it (required, at most 20 characters, only digits, spaces, and + - ( )), then either prints one Error line and sends nothing, or runs UPDATE contacts_assembly SET phone = ? WHERE id = ?, with its own language's table, with parameters and prints Updated contact, the id, phone to, the phone, and (rows matched: n). A count of 0 prints No contact with id, the id, and (rows matched: 0) instead, on the normal output; it is not a failure.</w:t>
       </w:r>
     </w:p>
     <w:p>
@@ -607,7 +629,7 @@
         <w:pStyle w:val="ListBullet"/>
       </w:pPr>
       <w:r>
-        <w:t>The Basic version makes Lesson 4.7's four changes: contact 1 to "  555-0199  ", contact 1 to 555-0199 again, contact 99 to 555-0123, and contact 3 to 555-HELP. The Production-Minded version adds contact 3 "   " and 555-0100-0200-0300-04, 21 characters. Then every program reads the contacts back with Lesson 4.6a's list. These are Lesson 4.7's lines, word for word.</w:t>
+        <w:t>The Basic version makes Lesson 4.7's four changes: contact 1 to "  555-0199  ", contact 1 to 555-0199 again, contact 99 to 555-0123, and contact 3 to 555-HELP. The Production-Minded version adds contact 3 "   " and 555-0100-0200-0300-04, 21 characters. Then every program reads the contacts back with Lesson 4.6a's list. These are Lesson 4.7's lines, word for word; no line names the table.</w:t>
       </w:r>
     </w:p>
     <w:p>
@@ -677,7 +699,7 @@
         <w:keepNext/>
       </w:pPr>
       <w:r>
-        <w:t xml:space="preserve">  sql/reset_contacts.sql</w:t>
+        <w:t xml:space="preserve">  sql/reset_contacts_assembly.sql</w:t>
       </w:r>
     </w:p>
     <w:p>
@@ -686,6 +708,24 @@
         <w:keepNext/>
       </w:pPr>
       <w:r>
+        <w:t xml:space="preserve">  sql/reset_contacts_rust.sql</w:t>
+      </w:r>
+    </w:p>
+    <w:p>
+      <w:pPr>
+        <w:pStyle w:val="CommandBlock"/>
+        <w:keepNext/>
+      </w:pPr>
+      <w:r>
+        <w:t xml:space="preserve">  sql/reset_contacts_erlang.sql</w:t>
+      </w:r>
+    </w:p>
+    <w:p>
+      <w:pPr>
+        <w:pStyle w:val="CommandBlock"/>
+        <w:keepNext/>
+      </w:pPr>
+      <w:r>
         <w:t xml:space="preserve">  assembly/windows/basic_update_phone.asm</w:t>
       </w:r>
     </w:p>
@@ -803,7 +843,7 @@
     </w:p>
     <w:p>
       <w:r>
-        <w:t>This lesson uses what Lesson 4.0 set up once for the whole chapter: MySQL Server on port 3306, the lesson user devuser, the SPA_DB_PASSWORD variable, and the mysql client. Setup has three steps: the lesson folder, the connectors inside it, and the lesson's known contacts. Foundry is installed for every Solidity lesson.</w:t>
+        <w:t>This lesson uses what Lesson 4.0 set up once for the whole chapter: MySQL Server on port 3306, the lesson user devuser, the SPA_DB_PASSWORD variable, and the mysql client. Setup has three steps: the lesson folder, the connectors inside it, and each language's known contacts. Foundry is installed for every Solidity lesson.</w:t>
       </w:r>
     </w:p>
     <w:p>
@@ -1639,20 +1679,20 @@
     </w:p>
     <w:p>
       <w:r>
-        <w:t xml:space="preserve">This is Lesson 4.7's Data Reset, unchanged. It resets the contacts table to a known state: it drops the table, with any rows earlier lessons or your own experiments left in it, creates it again with Lesson 4.4's exact definition, and inserts the three contacts. The programs change only contact 1's phone, and every Assembly, Rust, and Erlang Build and Run block runs the reset again first, so every run prints the same lines. The contacts it removes were practice rows; the Chapter 4 project keeps its own data </w:t>
-      </w:r>
-      <w:r>
-        <w:t>and never resets it.</w:t>
-      </w:r>
-    </w:p>
-    <w:p>
-      <w:pPr>
-        <w:keepNext/>
-      </w:pPr>
-    </w:p>
-    <w:p>
-      <w:r>
-        <w:t>Remember, the file holds several SQL statements, each ending with a semicolon, and NULL without quotes is the no-value (Lesson 4.6).</w:t>
+        <w:t>This is Lesson 4.7's Data Reset, with one file for each of this lesson's languages. It resets each language's contacts table to a known state: each file drops its table, with any rows earlier lessons or your own experiments left in it, creates it again with Lesson 4.4's exact definition, and inserts the three contacts. The programs change only contact 1's phone, and every Assembly, Rust, and Erlang Build and Run block runs the reset again first, so every run prints the same lines. The contacts it removes we</w:t>
+      </w:r>
+      <w:r>
+        <w:t>re practice rows; the Chapter 4 project keeps its own data and never resets it.</w:t>
+      </w:r>
+    </w:p>
+    <w:p>
+      <w:pPr>
+        <w:keepNext/>
+      </w:pPr>
+    </w:p>
+    <w:p>
+      <w:r>
+        <w:t>Remember, each language keeps its own table, so each has its own reset file, which touches only that table: reset_contacts_assembly.sql resets contacts_assembly, and running it never changes another language's rows. The three files differ only in the language's name. Each holds several SQL statements, each ending with a semicolon, and NULL without quotes is the no-value (Lesson 4.6).</w:t>
       </w:r>
     </w:p>
     <w:p>
@@ -1665,41 +1705,49 @@
         <w:pStyle w:val="Heading3"/>
       </w:pPr>
       <w:r>
-        <w:t>sql/reset_contacts.sql</w:t>
-      </w:r>
-    </w:p>
-    <w:p>
-      <w:pPr>
-        <w:pStyle w:val="SourceCode"/>
-        <w:keepNext/>
-      </w:pPr>
-      <w:r>
-        <w:t>-- Lesson 4.7's known contacts. This file resets the contacts table: it</w:t>
-      </w:r>
-    </w:p>
-    <w:p>
-      <w:pPr>
-        <w:pStyle w:val="SourceCode"/>
-        <w:keepNext/>
-      </w:pPr>
-      <w:r>
-        <w:t>-- drops the table, with any rows earlier lessons or your own experiments</w:t>
-      </w:r>
-    </w:p>
-    <w:p>
-      <w:pPr>
-        <w:pStyle w:val="SourceCode"/>
-      </w:pPr>
-      <w:r>
-        <w:t>-- left in it, and builds it again with three known rows. The programs</w:t>
-      </w:r>
-    </w:p>
-    <w:p>
-      <w:pPr>
-        <w:pStyle w:val="SourceCode"/>
-      </w:pPr>
-      <w:r>
-        <w:t>-- then change only contact 1's phone, so every run prints the same lines.</w:t>
+        <w:t>sql/reset_contacts_assembly.sql</w:t>
+      </w:r>
+    </w:p>
+    <w:p>
+      <w:pPr>
+        <w:pStyle w:val="SourceCode"/>
+        <w:keepNext/>
+      </w:pPr>
+      <w:r>
+        <w:t>-- Lesson 4.7's known contacts for Assembly. This file resets</w:t>
+      </w:r>
+    </w:p>
+    <w:p>
+      <w:pPr>
+        <w:pStyle w:val="SourceCode"/>
+        <w:keepNext/>
+      </w:pPr>
+      <w:r>
+        <w:t>-- contacts_assembly, the Assembly programs' own contacts table: it drops</w:t>
+      </w:r>
+    </w:p>
+    <w:p>
+      <w:pPr>
+        <w:pStyle w:val="SourceCode"/>
+      </w:pPr>
+      <w:r>
+        <w:t>-- the table, with any rows earlier lessons or your own experiments left in</w:t>
+      </w:r>
+    </w:p>
+    <w:p>
+      <w:pPr>
+        <w:pStyle w:val="SourceCode"/>
+      </w:pPr>
+      <w:r>
+        <w:t>-- it, and builds it again with three known rows. The programs then change</w:t>
+      </w:r>
+    </w:p>
+    <w:p>
+      <w:pPr>
+        <w:pStyle w:val="SourceCode"/>
+      </w:pPr>
+      <w:r>
+        <w:t>-- only contact 1's phone, so every run prints the same lines.</w:t>
       </w:r>
     </w:p>
     <w:p>
@@ -1728,28 +1776,28 @@
         <w:pStyle w:val="SourceCode"/>
       </w:pPr>
       <w:r>
-        <w:t>DROP TABLE IF EXISTS contacts;</w:t>
-      </w:r>
-    </w:p>
-    <w:p>
-      <w:pPr>
-        <w:pStyle w:val="SourceCode"/>
-      </w:pPr>
-    </w:p>
-    <w:p>
-      <w:pPr>
-        <w:pStyle w:val="SourceCode"/>
-      </w:pPr>
-      <w:r>
-        <w:t>-- Lesson 4.4's contacts table, exactly as it defined it.</w:t>
-      </w:r>
-    </w:p>
-    <w:p>
-      <w:pPr>
-        <w:pStyle w:val="SourceCode"/>
-      </w:pPr>
-      <w:r>
-        <w:t>CREATE TABLE contacts (</w:t>
+        <w:t>DROP TABLE IF EXISTS contacts_assembly;</w:t>
+      </w:r>
+    </w:p>
+    <w:p>
+      <w:pPr>
+        <w:pStyle w:val="SourceCode"/>
+      </w:pPr>
+    </w:p>
+    <w:p>
+      <w:pPr>
+        <w:pStyle w:val="SourceCode"/>
+      </w:pPr>
+      <w:r>
+        <w:t>-- Lesson 4.4's contacts_assembly table, exactly as it defined it.</w:t>
+      </w:r>
+    </w:p>
+    <w:p>
+      <w:pPr>
+        <w:pStyle w:val="SourceCode"/>
+      </w:pPr>
+      <w:r>
+        <w:t>CREATE TABLE contacts_assembly (</w:t>
       </w:r>
     </w:p>
     <w:p>
@@ -1818,7 +1866,7 @@
         <w:pStyle w:val="SourceCode"/>
       </w:pPr>
       <w:r>
-        <w:t>INSERT INTO contacts (name, email, phone)</w:t>
+        <w:t>INSERT INTO contacts_assembly (name, email, phone)</w:t>
       </w:r>
     </w:p>
     <w:p>
@@ -1834,7 +1882,7 @@
         <w:pStyle w:val="SourceCode"/>
       </w:pPr>
       <w:r>
-        <w:t>INSERT INTO contacts (name, email, phone)</w:t>
+        <w:t>INSERT INTO contacts_assembly (name, email, phone)</w:t>
       </w:r>
     </w:p>
     <w:p>
@@ -1852,7 +1900,7 @@
         <w:keepNext/>
       </w:pPr>
       <w:r>
-        <w:t>INSERT INTO contacts (name, email, phone)</w:t>
+        <w:t>INSERT INTO contacts_assembly (name, email, phone)</w:t>
       </w:r>
     </w:p>
     <w:p>
@@ -1869,20 +1917,455 @@
       </w:pPr>
     </w:p>
     <w:p>
-      <w:r>
-        <w:t>The first client command is Lesson 4.2's CREATE DATABASE IF NOT EXISTS spa_contacts, so this lesson works even if you start here. The second runs the file with source, the mysql client's own command, which it accepts from -e only with --commands; on Linux or macOS, &lt; sends the file to the client instead (Lesson 4.6). The third shows the table. Remember, MYSQL_PWD lasts only until the block's last line, -D names the database, and -t prints the answer as a table.</w:t>
-      </w:r>
-    </w:p>
-    <w:p>
-      <w:pPr>
-        <w:keepNext/>
-      </w:pPr>
-    </w:p>
-    <w:p>
       <w:pPr>
         <w:pStyle w:val="Heading3"/>
       </w:pPr>
       <w:r>
+        <w:t>sql/reset_contacts_rust.sql</w:t>
+      </w:r>
+    </w:p>
+    <w:p>
+      <w:pPr>
+        <w:pStyle w:val="SourceCode"/>
+        <w:keepNext/>
+      </w:pPr>
+      <w:r>
+        <w:t>-- Lesson 4.7's known contacts for Rust. This file resets contacts_rust, the</w:t>
+      </w:r>
+    </w:p>
+    <w:p>
+      <w:pPr>
+        <w:pStyle w:val="SourceCode"/>
+        <w:keepNext/>
+      </w:pPr>
+      <w:r>
+        <w:t>-- Rust programs' own contacts table: it drops the table, with any rows</w:t>
+      </w:r>
+    </w:p>
+    <w:p>
+      <w:pPr>
+        <w:pStyle w:val="SourceCode"/>
+      </w:pPr>
+      <w:r>
+        <w:t>-- earlier lessons or your own experiments left in it, and builds it again</w:t>
+      </w:r>
+    </w:p>
+    <w:p>
+      <w:pPr>
+        <w:pStyle w:val="SourceCode"/>
+      </w:pPr>
+      <w:r>
+        <w:t>-- with three known rows. The programs then change only contact 1's phone,</w:t>
+      </w:r>
+    </w:p>
+    <w:p>
+      <w:pPr>
+        <w:pStyle w:val="SourceCode"/>
+      </w:pPr>
+      <w:r>
+        <w:t>-- so every run prints the same lines.</w:t>
+      </w:r>
+    </w:p>
+    <w:p>
+      <w:pPr>
+        <w:pStyle w:val="SourceCode"/>
+      </w:pPr>
+    </w:p>
+    <w:p>
+      <w:pPr>
+        <w:pStyle w:val="SourceCode"/>
+      </w:pPr>
+      <w:r>
+        <w:t>-- Remove the old table and every row in it (Lesson 4.4). IF EXISTS skips</w:t>
+      </w:r>
+    </w:p>
+    <w:p>
+      <w:pPr>
+        <w:pStyle w:val="SourceCode"/>
+      </w:pPr>
+      <w:r>
+        <w:t>-- this when there is no table yet.</w:t>
+      </w:r>
+    </w:p>
+    <w:p>
+      <w:pPr>
+        <w:pStyle w:val="SourceCode"/>
+      </w:pPr>
+      <w:r>
+        <w:t>DROP TABLE IF EXISTS contacts_rust;</w:t>
+      </w:r>
+    </w:p>
+    <w:p>
+      <w:pPr>
+        <w:pStyle w:val="SourceCode"/>
+      </w:pPr>
+    </w:p>
+    <w:p>
+      <w:pPr>
+        <w:pStyle w:val="SourceCode"/>
+      </w:pPr>
+      <w:r>
+        <w:t>-- Lesson 4.4's contacts_rust table, exactly as it defined it.</w:t>
+      </w:r>
+    </w:p>
+    <w:p>
+      <w:pPr>
+        <w:pStyle w:val="SourceCode"/>
+      </w:pPr>
+      <w:r>
+        <w:t>CREATE TABLE contacts_rust (</w:t>
+      </w:r>
+    </w:p>
+    <w:p>
+      <w:pPr>
+        <w:pStyle w:val="SourceCode"/>
+      </w:pPr>
+      <w:r>
+        <w:t xml:space="preserve">    id    INT AUTO_INCREMENT PRIMARY KEY,</w:t>
+      </w:r>
+    </w:p>
+    <w:p>
+      <w:pPr>
+        <w:pStyle w:val="SourceCode"/>
+      </w:pPr>
+      <w:r>
+        <w:t xml:space="preserve">    name  VARCHAR(100) NOT NULL,</w:t>
+      </w:r>
+    </w:p>
+    <w:p>
+      <w:pPr>
+        <w:pStyle w:val="SourceCode"/>
+      </w:pPr>
+      <w:r>
+        <w:t xml:space="preserve">    email VARCHAR(254) NOT NULL UNIQUE,</w:t>
+      </w:r>
+    </w:p>
+    <w:p>
+      <w:pPr>
+        <w:pStyle w:val="SourceCode"/>
+      </w:pPr>
+      <w:r>
+        <w:t xml:space="preserve">    phone VARCHAR(20)  NULL</w:t>
+      </w:r>
+    </w:p>
+    <w:p>
+      <w:pPr>
+        <w:pStyle w:val="SourceCode"/>
+      </w:pPr>
+      <w:r>
+        <w:t>) CHARACTER SET utf8mb4;</w:t>
+      </w:r>
+    </w:p>
+    <w:p>
+      <w:pPr>
+        <w:pStyle w:val="SourceCode"/>
+      </w:pPr>
+    </w:p>
+    <w:p>
+      <w:pPr>
+        <w:pStyle w:val="SourceCode"/>
+      </w:pPr>
+      <w:r>
+        <w:t>-- Three known contacts; the new table numbers them 1, 2, 3. Grace Hopper</w:t>
+      </w:r>
+    </w:p>
+    <w:p>
+      <w:pPr>
+        <w:pStyle w:val="SourceCode"/>
+      </w:pPr>
+      <w:r>
+        <w:t>-- has no phone, so her phone is NULL (Lesson 4.6).</w:t>
+      </w:r>
+    </w:p>
+    <w:p>
+      <w:pPr>
+        <w:pStyle w:val="SourceCode"/>
+      </w:pPr>
+      <w:r>
+        <w:t>INSERT INTO contacts_rust (name, email, phone)</w:t>
+      </w:r>
+    </w:p>
+    <w:p>
+      <w:pPr>
+        <w:pStyle w:val="SourceCode"/>
+      </w:pPr>
+      <w:r>
+        <w:t xml:space="preserve">    VALUES ('Ada Lovelace', 'ada@example.com', '555-0100');</w:t>
+      </w:r>
+    </w:p>
+    <w:p>
+      <w:pPr>
+        <w:pStyle w:val="SourceCode"/>
+      </w:pPr>
+      <w:r>
+        <w:t>INSERT INTO contacts_rust (name, email, phone)</w:t>
+      </w:r>
+    </w:p>
+    <w:p>
+      <w:pPr>
+        <w:pStyle w:val="SourceCode"/>
+        <w:keepNext/>
+      </w:pPr>
+      <w:r>
+        <w:t xml:space="preserve">    VALUES ('Grace Hopper', 'grace@example.com', NULL);</w:t>
+      </w:r>
+    </w:p>
+    <w:p>
+      <w:pPr>
+        <w:pStyle w:val="SourceCode"/>
+        <w:keepNext/>
+      </w:pPr>
+      <w:r>
+        <w:t>INSERT INTO contacts_rust (name, email, phone)</w:t>
+      </w:r>
+    </w:p>
+    <w:p>
+      <w:pPr>
+        <w:pStyle w:val="SourceCode"/>
+      </w:pPr>
+      <w:r>
+        <w:t xml:space="preserve">    VALUES ('Alan Turing', 'alan@example.com', '555-0102');</w:t>
+      </w:r>
+    </w:p>
+    <w:p>
+      <w:pPr>
+        <w:keepNext/>
+      </w:pPr>
+    </w:p>
+    <w:p>
+      <w:pPr>
+        <w:pStyle w:val="Heading3"/>
+      </w:pPr>
+      <w:r>
+        <w:t>sql/reset_contacts_erlang.sql</w:t>
+      </w:r>
+    </w:p>
+    <w:p>
+      <w:pPr>
+        <w:pStyle w:val="SourceCode"/>
+        <w:keepNext/>
+      </w:pPr>
+      <w:r>
+        <w:t>-- Lesson 4.7's known contacts for Erlang. This file resets contacts_erlang,</w:t>
+      </w:r>
+    </w:p>
+    <w:p>
+      <w:pPr>
+        <w:pStyle w:val="SourceCode"/>
+        <w:keepNext/>
+      </w:pPr>
+      <w:r>
+        <w:t>-- the Erlang programs' own contacts table: it drops the table, with any</w:t>
+      </w:r>
+    </w:p>
+    <w:p>
+      <w:pPr>
+        <w:pStyle w:val="SourceCode"/>
+      </w:pPr>
+      <w:r>
+        <w:t>-- rows earlier lessons or your own experiments left in it, and builds it</w:t>
+      </w:r>
+    </w:p>
+    <w:p>
+      <w:pPr>
+        <w:pStyle w:val="SourceCode"/>
+      </w:pPr>
+      <w:r>
+        <w:t>-- again with three known rows. The programs then change only contact 1's</w:t>
+      </w:r>
+    </w:p>
+    <w:p>
+      <w:pPr>
+        <w:pStyle w:val="SourceCode"/>
+      </w:pPr>
+      <w:r>
+        <w:t>-- phone, so every run prints the same lines.</w:t>
+      </w:r>
+    </w:p>
+    <w:p>
+      <w:pPr>
+        <w:pStyle w:val="SourceCode"/>
+      </w:pPr>
+    </w:p>
+    <w:p>
+      <w:pPr>
+        <w:pStyle w:val="SourceCode"/>
+      </w:pPr>
+      <w:r>
+        <w:t>-- Remove the old table and every row in it (Lesson 4.4). IF EXISTS skips</w:t>
+      </w:r>
+    </w:p>
+    <w:p>
+      <w:pPr>
+        <w:pStyle w:val="SourceCode"/>
+      </w:pPr>
+      <w:r>
+        <w:t>-- this when there is no table yet.</w:t>
+      </w:r>
+    </w:p>
+    <w:p>
+      <w:pPr>
+        <w:pStyle w:val="SourceCode"/>
+      </w:pPr>
+      <w:r>
+        <w:t>DROP TABLE IF EXISTS contacts_erlang;</w:t>
+      </w:r>
+    </w:p>
+    <w:p>
+      <w:pPr>
+        <w:pStyle w:val="SourceCode"/>
+      </w:pPr>
+    </w:p>
+    <w:p>
+      <w:pPr>
+        <w:pStyle w:val="SourceCode"/>
+      </w:pPr>
+      <w:r>
+        <w:t>-- Lesson 4.4's contacts_erlang table, exactly as it defined it.</w:t>
+      </w:r>
+    </w:p>
+    <w:p>
+      <w:pPr>
+        <w:pStyle w:val="SourceCode"/>
+      </w:pPr>
+      <w:r>
+        <w:t>CREATE TABLE contacts_erlang (</w:t>
+      </w:r>
+    </w:p>
+    <w:p>
+      <w:pPr>
+        <w:pStyle w:val="SourceCode"/>
+      </w:pPr>
+      <w:r>
+        <w:t xml:space="preserve">    id    INT AUTO_INCREMENT PRIMARY KEY,</w:t>
+      </w:r>
+    </w:p>
+    <w:p>
+      <w:pPr>
+        <w:pStyle w:val="SourceCode"/>
+      </w:pPr>
+      <w:r>
+        <w:t xml:space="preserve">    name  VARCHAR(100) NOT NULL,</w:t>
+      </w:r>
+    </w:p>
+    <w:p>
+      <w:pPr>
+        <w:pStyle w:val="SourceCode"/>
+      </w:pPr>
+      <w:r>
+        <w:t xml:space="preserve">    email VARCHAR(254) NOT NULL UNIQUE,</w:t>
+      </w:r>
+    </w:p>
+    <w:p>
+      <w:pPr>
+        <w:pStyle w:val="SourceCode"/>
+      </w:pPr>
+      <w:r>
+        <w:t xml:space="preserve">    phone VARCHAR(20)  NULL</w:t>
+      </w:r>
+    </w:p>
+    <w:p>
+      <w:pPr>
+        <w:pStyle w:val="SourceCode"/>
+      </w:pPr>
+      <w:r>
+        <w:t>) CHARACTER SET utf8mb4;</w:t>
+      </w:r>
+    </w:p>
+    <w:p>
+      <w:pPr>
+        <w:pStyle w:val="SourceCode"/>
+      </w:pPr>
+    </w:p>
+    <w:p>
+      <w:pPr>
+        <w:pStyle w:val="SourceCode"/>
+      </w:pPr>
+      <w:r>
+        <w:t>-- Three known contacts; the new table numbers them 1, 2, 3. Grace Hopper</w:t>
+      </w:r>
+    </w:p>
+    <w:p>
+      <w:pPr>
+        <w:pStyle w:val="SourceCode"/>
+      </w:pPr>
+      <w:r>
+        <w:t>-- has no phone, so her phone is NULL (Lesson 4.6).</w:t>
+      </w:r>
+    </w:p>
+    <w:p>
+      <w:pPr>
+        <w:pStyle w:val="SourceCode"/>
+      </w:pPr>
+      <w:r>
+        <w:t>INSERT INTO contacts_erlang (name, email, phone)</w:t>
+      </w:r>
+    </w:p>
+    <w:p>
+      <w:pPr>
+        <w:pStyle w:val="SourceCode"/>
+      </w:pPr>
+      <w:r>
+        <w:t xml:space="preserve">    VALUES ('Ada Lovelace', 'ada@example.com', '555-0100');</w:t>
+      </w:r>
+    </w:p>
+    <w:p>
+      <w:pPr>
+        <w:pStyle w:val="SourceCode"/>
+      </w:pPr>
+      <w:r>
+        <w:t>INSERT INTO contacts_erlang (name, email, phone)</w:t>
+      </w:r>
+    </w:p>
+    <w:p>
+      <w:pPr>
+        <w:pStyle w:val="SourceCode"/>
+        <w:keepNext/>
+      </w:pPr>
+      <w:r>
+        <w:t xml:space="preserve">    VALUES ('Grace Hopper', 'grace@example.com', NULL);</w:t>
+      </w:r>
+    </w:p>
+    <w:p>
+      <w:pPr>
+        <w:pStyle w:val="SourceCode"/>
+        <w:keepNext/>
+      </w:pPr>
+      <w:r>
+        <w:t>INSERT INTO contacts_erlang (name, email, phone)</w:t>
+      </w:r>
+    </w:p>
+    <w:p>
+      <w:pPr>
+        <w:pStyle w:val="SourceCode"/>
+      </w:pPr>
+      <w:r>
+        <w:t xml:space="preserve">    VALUES ('Alan Turing', 'alan@example.com', '555-0102');</w:t>
+      </w:r>
+    </w:p>
+    <w:p>
+      <w:pPr>
+        <w:keepNext/>
+      </w:pPr>
+    </w:p>
+    <w:p>
+      <w:r>
+        <w:t>The first client command is Lesson 4.2's CREATE DATABASE IF NOT EXISTS spa_contacts, so this lesson works even if you start here. The next three run the files, one per language, with source, the mysql client's own command, which it accepts from -e only with --commands; on Linux or macOS, &lt; sends the file to the client instead (Lesson 4.6). The last shows the Assembly programs' table, contacts_assembly; put your language's table in its place to see that one. Remember, MYSQL_PWD lasts only until the block's l</w:t>
+      </w:r>
+      <w:r>
+        <w:t>ast line, -D names the database, and -t prints the answer as a table.</w:t>
+      </w:r>
+    </w:p>
+    <w:p>
+      <w:pPr>
+        <w:keepNext/>
+      </w:pPr>
+    </w:p>
+    <w:p>
+      <w:pPr>
+        <w:pStyle w:val="Heading3"/>
+      </w:pPr>
+      <w:r>
         <w:t>Windows PowerShell Data Reset</w:t>
       </w:r>
     </w:p>
@@ -1937,7 +2420,7 @@
         <w:keepNext/>
       </w:pPr>
       <w:r>
-        <w:t xml:space="preserve">    -e "source ./sql/reset_contacts.sql"</w:t>
+        <w:t xml:space="preserve">    -e "source ./sql/reset_contacts_assembly.sql"</w:t>
       </w:r>
     </w:p>
     <w:p>
@@ -1946,6 +2429,42 @@
         <w:keepNext/>
       </w:pPr>
       <w:r>
+        <w:t>&amp; $mysql -u devuser -h 127.0.0.1 -P 3306 -D spa_contacts --commands `</w:t>
+      </w:r>
+    </w:p>
+    <w:p>
+      <w:pPr>
+        <w:pStyle w:val="CommandBlock"/>
+        <w:keepNext/>
+      </w:pPr>
+      <w:r>
+        <w:t xml:space="preserve">    -e "source ./sql/reset_contacts_rust.sql"</w:t>
+      </w:r>
+    </w:p>
+    <w:p>
+      <w:pPr>
+        <w:pStyle w:val="CommandBlock"/>
+        <w:keepNext/>
+      </w:pPr>
+      <w:r>
+        <w:t>&amp; $mysql -u devuser -h 127.0.0.1 -P 3306 -D spa_contacts --commands `</w:t>
+      </w:r>
+    </w:p>
+    <w:p>
+      <w:pPr>
+        <w:pStyle w:val="CommandBlock"/>
+        <w:keepNext/>
+      </w:pPr>
+      <w:r>
+        <w:t xml:space="preserve">    -e "source ./sql/reset_contacts_erlang.sql"</w:t>
+      </w:r>
+    </w:p>
+    <w:p>
+      <w:pPr>
+        <w:pStyle w:val="CommandBlock"/>
+        <w:keepNext/>
+      </w:pPr>
+      <w:r>
         <w:t>&amp; $mysql -u devuser -h 127.0.0.1 -P 3306 -D spa_contacts -t `</w:t>
       </w:r>
     </w:p>
@@ -1955,7 +2474,7 @@
         <w:keepNext/>
       </w:pPr>
       <w:r>
-        <w:t xml:space="preserve">    -e "SELECT id, name, email, phone FROM contacts ORDER BY id"</w:t>
+        <w:t xml:space="preserve">    -e "SELECT id, name, email, phone FROM contacts_assembly ORDER BY id"</w:t>
       </w:r>
     </w:p>
     <w:p>
@@ -2012,7 +2531,7 @@
         <w:keepNext/>
       </w:pPr>
       <w:r>
-        <w:t>mysql -u devuser -h 127.0.0.1 -P 3306 -D spa_contacts &lt; ./sql/reset_contacts.sql</w:t>
+        <w:t>mysql -u devuser -h 127.0.0.1 -P 3306 -D spa_contacts \</w:t>
       </w:r>
     </w:p>
     <w:p>
@@ -2021,6 +2540,51 @@
         <w:keepNext/>
       </w:pPr>
       <w:r>
+        <w:t xml:space="preserve">    &lt; ./sql/reset_contacts_assembly.sql</w:t>
+      </w:r>
+    </w:p>
+    <w:p>
+      <w:pPr>
+        <w:pStyle w:val="CommandBlock"/>
+        <w:keepNext/>
+      </w:pPr>
+      <w:r>
+        <w:t>mysql -u devuser -h 127.0.0.1 -P 3306 -D spa_contacts \</w:t>
+      </w:r>
+    </w:p>
+    <w:p>
+      <w:pPr>
+        <w:pStyle w:val="CommandBlock"/>
+        <w:keepNext/>
+      </w:pPr>
+      <w:r>
+        <w:t xml:space="preserve">    &lt; ./sql/reset_contacts_rust.sql</w:t>
+      </w:r>
+    </w:p>
+    <w:p>
+      <w:pPr>
+        <w:pStyle w:val="CommandBlock"/>
+        <w:keepNext/>
+      </w:pPr>
+      <w:r>
+        <w:t>mysql -u devuser -h 127.0.0.1 -P 3306 -D spa_contacts \</w:t>
+      </w:r>
+    </w:p>
+    <w:p>
+      <w:pPr>
+        <w:pStyle w:val="CommandBlock"/>
+        <w:keepNext/>
+      </w:pPr>
+      <w:r>
+        <w:t xml:space="preserve">    &lt; ./sql/reset_contacts_erlang.sql</w:t>
+      </w:r>
+    </w:p>
+    <w:p>
+      <w:pPr>
+        <w:pStyle w:val="CommandBlock"/>
+        <w:keepNext/>
+      </w:pPr>
+      <w:r>
         <w:t>mysql -u devuser -h 127.0.0.1 -P 3306 -D spa_contacts -t \</w:t>
       </w:r>
     </w:p>
@@ -2030,7 +2594,7 @@
         <w:keepNext/>
       </w:pPr>
       <w:r>
-        <w:t xml:space="preserve">    -e "SELECT id, name, email, phone FROM contacts ORDER BY id"</w:t>
+        <w:t xml:space="preserve">    -e "SELECT id, name, email, phone FROM contacts_assembly ORDER BY id"</w:t>
       </w:r>
     </w:p>
     <w:p>
@@ -2051,7 +2615,7 @@
         <w:keepNext/>
       </w:pPr>
       <w:r>
-        <w:t>The first two commands print nothing. The query prints exactly this table, the state every program starts from:</w:t>
+        <w:t>The commands before the query print nothing. The query prints exactly this table, the state every program starts from; every language's table holds the same three rows:</w:t>
       </w:r>
     </w:p>
     <w:p>
@@ -2199,7 +2763,7 @@
         <w:pStyle w:val="ListBullet"/>
       </w:pPr>
       <w:r>
-        <w:t>Unknown database 'spa_contacts' (error 1049), or Table 'spa_contacts.contacts' doesn't exist (error 1146): the Data Reset has not run yet. Run it.</w:t>
+        <w:t>Unknown database 'spa_contacts' (error 1049), or Table 'spa_contacts.contacts_assembly' doesn't exist (error 1146), with your language's table in the name: the Data Reset has not run yet. Run it.</w:t>
       </w:r>
     </w:p>
     <w:p>
@@ -2207,7 +2771,7 @@
         <w:pStyle w:val="ListBullet"/>
       </w:pPr>
       <w:r>
-        <w:t>Unknown column in 'field list' or in 'where clause' (error 1054): a column name in the UPDATE or the SELECT is misspelled. Compare it with UPDATE contacts SET phone = ? WHERE id = ?.</w:t>
+        <w:t>Unknown column in 'field list' or in 'where clause' (error 1054): a column name in the UPDATE or the SELECT is misspelled. Compare it with UPDATE contacts_assembly SET phone = ? WHERE id = ?, with your language's table.</w:t>
       </w:r>
     </w:p>
     <w:p>
@@ -2861,15 +3425,15 @@
         <w:pStyle w:val="SourceCode"/>
       </w:pPr>
       <w:r>
-        <w:t xml:space="preserve">    update_sql      db "UPDATE contacts SET phone = ? WHERE id = ?", 0</w:t>
-      </w:r>
-    </w:p>
-    <w:p>
-      <w:pPr>
-        <w:pStyle w:val="SourceCode"/>
-      </w:pPr>
-      <w:r>
-        <w:t xml:space="preserve">    select_sql      db "SELECT id, name, email, phone FROM contacts "</w:t>
+        <w:t xml:space="preserve">    update_sql      db "UPDATE contacts_assembly SET phone = ? WHERE id = ?", 0</w:t>
+      </w:r>
+    </w:p>
+    <w:p>
+      <w:pPr>
+        <w:pStyle w:val="SourceCode"/>
+      </w:pPr>
+      <w:r>
+        <w:t xml:space="preserve">    select_sql      db "SELECT id, name, email, phone FROM contacts_assembly "</w:t>
       </w:r>
     </w:p>
     <w:p>
@@ -6283,7 +6847,7 @@
         <w:keepNext/>
       </w:pPr>
       <w:r>
-        <w:t>Run the program from the lesson-4.7-extended folder, in a terminal that has SPA_DB_PASSWORD. The mysql lines before the program are the Data Reset's second command: they put the contacts table back into the lesson's known state, so the output is the same whatever ran before.</w:t>
+        <w:t>Run the program from the lesson-4.7-extended folder, in a terminal that has SPA_DB_PASSWORD. The mysql lines before the program are this language's reset from the Data Reset: they put contacts_assembly, the Assembly programs' own table, back into the lesson's known state, so the output is the same whatever ran before.</w:t>
       </w:r>
     </w:p>
     <w:p>
@@ -6369,7 +6933,7 @@
         <w:keepNext/>
       </w:pPr>
       <w:r>
-        <w:t xml:space="preserve">    -e "source ./sql/reset_contacts.sql"</w:t>
+        <w:t xml:space="preserve">    -e "source ./sql/reset_contacts_assembly.sql"</w:t>
       </w:r>
     </w:p>
     <w:p>
@@ -7132,7 +7696,7 @@
         <w:pStyle w:val="SourceCode"/>
       </w:pPr>
       <w:r>
-        <w:t xml:space="preserve">    update_sql      db "UPDATE contacts SET phone = ? WHERE id = ?", 0</w:t>
+        <w:t xml:space="preserve">    update_sql      db "UPDATE contacts_assembly SET phone = ? WHERE id = ?", 0</w:t>
       </w:r>
     </w:p>
     <w:p>
@@ -7148,7 +7712,7 @@
         <w:pStyle w:val="SourceCode"/>
       </w:pPr>
       <w:r>
-        <w:t xml:space="preserve">    select_sql      db "SELECT id, name, email, phone FROM contacts "</w:t>
+        <w:t xml:space="preserve">    select_sql      db "SELECT id, name, email, phone FROM contacts_assembly "</w:t>
       </w:r>
     </w:p>
     <w:p>
@@ -11474,7 +12038,7 @@
         <w:keepNext/>
       </w:pPr>
       <w:r>
-        <w:t xml:space="preserve">    -e "source ./sql/reset_contacts.sql"</w:t>
+        <w:t xml:space="preserve">    -e "source ./sql/reset_contacts_assembly.sql"</w:t>
       </w:r>
     </w:p>
     <w:p>
@@ -11950,7 +12514,7 @@
         <w:pStyle w:val="SourceCode"/>
       </w:pPr>
       <w:r>
-        <w:t>const UPDATE_PHONE: &amp;str = "UPDATE contacts SET phone = ? WHERE id = ?";</w:t>
+        <w:t>const UPDATE_PHONE: &amp;str = "UPDATE contacts_rust SET phone = ? WHERE id = ?";</w:t>
       </w:r>
     </w:p>
     <w:p>
@@ -12548,7 +13112,7 @@
         <w:pStyle w:val="SourceCode"/>
       </w:pPr>
       <w:r>
-        <w:t xml:space="preserve">        .query("SELECT id, name, email, phone FROM contacts ORDER BY id")</w:t>
+        <w:t xml:space="preserve">        .query("SELECT id, name, email, phone FROM contacts_rust ORDER BY id")</w:t>
       </w:r>
     </w:p>
     <w:p>
@@ -12996,7 +13560,7 @@
         <w:keepNext/>
       </w:pPr>
       <w:r>
-        <w:t>Run the program from the lesson-4.7-extended folder, in a terminal that has SPA_DB_PASSWORD. The mysql lines before the program are the Data Reset's second command: they put the contacts table back into the lesson's known state, so the output is the same whatever ran before.</w:t>
+        <w:t>Run the program from the lesson-4.7-extended folder, in a terminal that has SPA_DB_PASSWORD. The mysql lines before the program are this language's reset from the Data Reset: they put contacts_rust, the Rust programs' own table, back into the lesson's known state, so the output is the same whatever ran before.</w:t>
       </w:r>
     </w:p>
     <w:p>
@@ -13046,7 +13610,7 @@
         <w:keepNext/>
       </w:pPr>
       <w:r>
-        <w:t xml:space="preserve">    -e "source ./sql/reset_contacts.sql"</w:t>
+        <w:t xml:space="preserve">    -e "source ./sql/reset_contacts_rust.sql"</w:t>
       </w:r>
     </w:p>
     <w:p>
@@ -13103,7 +13667,7 @@
         <w:keepNext/>
       </w:pPr>
       <w:r>
-        <w:t>mysql -u devuser -h 127.0.0.1 -P 3306 -D spa_contacts &lt; ./sql/reset_contacts.sql</w:t>
+        <w:t>mysql -u devuser -h 127.0.0.1 -P 3306 -D spa_contacts \</w:t>
       </w:r>
     </w:p>
     <w:p>
@@ -13112,6 +13676,15 @@
         <w:keepNext/>
       </w:pPr>
       <w:r>
+        <w:t xml:space="preserve">    &lt; ./sql/reset_contacts_rust.sql</w:t>
+      </w:r>
+    </w:p>
+    <w:p>
+      <w:pPr>
+        <w:pStyle w:val="CommandBlock"/>
+        <w:keepNext/>
+      </w:pPr>
+      <w:r>
         <w:t>unset MYSQL_PWD</w:t>
       </w:r>
     </w:p>
@@ -13498,7 +14071,7 @@
         <w:pStyle w:val="SourceCode"/>
       </w:pPr>
       <w:r>
-        <w:t>const UPDATE_PHONE: &amp;str = "UPDATE contacts SET phone = ? WHERE id = ?";</w:t>
+        <w:t>const UPDATE_PHONE: &amp;str = "UPDATE contacts_rust SET phone = ? WHERE id = ?";</w:t>
       </w:r>
     </w:p>
     <w:p>
@@ -13527,7 +14100,7 @@
         <w:pStyle w:val="SourceCode"/>
       </w:pPr>
       <w:r>
-        <w:t xml:space="preserve">    "SELECT id, name, email, phone FROM contacts ORDER BY id";</w:t>
+        <w:t xml:space="preserve">    "SELECT id, name, email, phone FROM contacts_rust ORDER BY id";</w:t>
       </w:r>
     </w:p>
     <w:p>
@@ -14937,7 +15510,7 @@
         <w:keepNext/>
       </w:pPr>
       <w:r>
-        <w:t xml:space="preserve">    -e "source ./sql/reset_contacts.sql"</w:t>
+        <w:t xml:space="preserve">    -e "source ./sql/reset_contacts_rust.sql"</w:t>
       </w:r>
     </w:p>
     <w:p>
@@ -15003,7 +15576,7 @@
         <w:keepNext/>
       </w:pPr>
       <w:r>
-        <w:t>mysql -u devuser -h 127.0.0.1 -P 3306 -D spa_contacts &lt; ./sql/reset_contacts.sql</w:t>
+        <w:t>mysql -u devuser -h 127.0.0.1 -P 3306 -D spa_contacts \</w:t>
       </w:r>
     </w:p>
     <w:p>
@@ -15012,6 +15585,15 @@
         <w:keepNext/>
       </w:pPr>
       <w:r>
+        <w:t xml:space="preserve">    &lt; ./sql/reset_contacts_rust.sql</w:t>
+      </w:r>
+    </w:p>
+    <w:p>
+      <w:pPr>
+        <w:pStyle w:val="CommandBlock"/>
+        <w:keepNext/>
+      </w:pPr>
+      <w:r>
         <w:t>unset MYSQL_PWD</w:t>
       </w:r>
     </w:p>
@@ -15439,7 +16021,7 @@
         <w:pStyle w:val="SourceCode"/>
       </w:pPr>
       <w:r>
-        <w:t>-define(UPDATE_PHONE, "UPDATE contacts SET phone = ? WHERE id = ?").</w:t>
+        <w:t>-define(UPDATE_PHONE, "UPDATE contacts_erlang SET phone = ? WHERE id = ?").</w:t>
       </w:r>
     </w:p>
     <w:p>
@@ -16132,7 +16714,15 @@
         <w:pStyle w:val="SourceCode"/>
       </w:pPr>
       <w:r>
-        <w:t xml:space="preserve">                    "SELECT id, name, email, phone FROM contacts ORDER BY id"),</w:t>
+        <w:t xml:space="preserve">                    "SELECT id, name, email, phone FROM contacts_erlang "</w:t>
+      </w:r>
+    </w:p>
+    <w:p>
+      <w:pPr>
+        <w:pStyle w:val="SourceCode"/>
+      </w:pPr>
+      <w:r>
+        <w:t xml:space="preserve">                    "ORDER BY id"),</w:t>
       </w:r>
     </w:p>
     <w:p>
@@ -16520,7 +17110,7 @@
         <w:keepNext/>
       </w:pPr>
       <w:r>
-        <w:t>Run the program from the lesson-4.7-extended folder, in a terminal that has SPA_DB_PASSWORD. The mysql lines before the program are the Data Reset's second command: they put the contacts table back into the lesson's known state, so the output is the same whatever ran before. Remember, erlc compiles the connector's five modules with the lesson's module, and prints four warnings about mysql_encode.erl, the connector's own code, not yours (Lesson 4.0a).</w:t>
+        <w:t>Run the program from the lesson-4.7-extended folder, in a terminal that has SPA_DB_PASSWORD. The mysql lines before the program are this language's reset from the Data Reset: they put contacts_erlang, the Erlang programs' own table, back into the lesson's known state, so the output is the same whatever ran before. Remember, erlc compiles the connector's five modules with the lesson's module, and prints four warnings about mysql_encode.erl, the connector's own code, not yours (Lesson 4.0a).</w:t>
       </w:r>
     </w:p>
     <w:p>
@@ -16597,7 +17187,7 @@
         <w:keepNext/>
       </w:pPr>
       <w:r>
-        <w:t xml:space="preserve">    -e "source ./sql/reset_contacts.sql"</w:t>
+        <w:t xml:space="preserve">    -e "source ./sql/reset_contacts_erlang.sql"</w:t>
       </w:r>
     </w:p>
     <w:p>
@@ -16663,7 +17253,7 @@
         <w:keepNext/>
       </w:pPr>
       <w:r>
-        <w:t>mysql -u devuser -h 127.0.0.1 -P 3306 -D spa_contacts &lt; ./sql/reset_contacts.sql</w:t>
+        <w:t>mysql -u devuser -h 127.0.0.1 -P 3306 -D spa_contacts \</w:t>
       </w:r>
     </w:p>
     <w:p>
@@ -16672,6 +17262,15 @@
         <w:keepNext/>
       </w:pPr>
       <w:r>
+        <w:t xml:space="preserve">    &lt; ./sql/reset_contacts_erlang.sql</w:t>
+      </w:r>
+    </w:p>
+    <w:p>
+      <w:pPr>
+        <w:pStyle w:val="CommandBlock"/>
+        <w:keepNext/>
+      </w:pPr>
+      <w:r>
         <w:t>unset MYSQL_PWD</w:t>
       </w:r>
     </w:p>
@@ -17026,7 +17625,7 @@
         <w:pStyle w:val="SourceCode"/>
       </w:pPr>
       <w:r>
-        <w:t>-define(UPDATE_PHONE, "UPDATE contacts SET phone = ? WHERE id = ?").</w:t>
+        <w:t>-define(UPDATE_PHONE, "UPDATE contacts_erlang SET phone = ? WHERE id = ?").</w:t>
       </w:r>
     </w:p>
     <w:p>
@@ -17055,7 +17654,7 @@
         <w:pStyle w:val="SourceCode"/>
       </w:pPr>
       <w:r>
-        <w:t xml:space="preserve">        "SELECT id, name, email, phone FROM contacts ORDER BY id").</w:t>
+        <w:t xml:space="preserve">        "SELECT id, name, email, phone FROM contacts_erlang ORDER BY id").</w:t>
       </w:r>
     </w:p>
     <w:p>
@@ -18662,7 +19261,7 @@
         <w:keepNext/>
       </w:pPr>
       <w:r>
-        <w:t xml:space="preserve">    -e "source ./sql/reset_contacts.sql"</w:t>
+        <w:t xml:space="preserve">    -e "source ./sql/reset_contacts_erlang.sql"</w:t>
       </w:r>
     </w:p>
     <w:p>
@@ -18737,7 +19336,7 @@
         <w:keepNext/>
       </w:pPr>
       <w:r>
-        <w:t>mysql -u devuser -h 127.0.0.1 -P 3306 -D spa_contacts &lt; ./sql/reset_contacts.sql</w:t>
+        <w:t>mysql -u devuser -h 127.0.0.1 -P 3306 -D spa_contacts \</w:t>
       </w:r>
     </w:p>
     <w:p>
@@ -18746,6 +19345,15 @@
         <w:keepNext/>
       </w:pPr>
       <w:r>
+        <w:t xml:space="preserve">    &lt; ./sql/reset_contacts_erlang.sql</w:t>
+      </w:r>
+    </w:p>
+    <w:p>
+      <w:pPr>
+        <w:pStyle w:val="CommandBlock"/>
+        <w:keepNext/>
+      </w:pPr>
+      <w:r>
         <w:t>unset MYSQL_PWD</w:t>
       </w:r>
     </w:p>
@@ -22220,7 +22828,7 @@
         <w:pStyle w:val="ListBullet"/>
       </w:pPr>
       <w:r>
-        <w:t>Run the Data Reset first, then every Build and Run block from the lesson-4.7-extended folder, in a terminal that has SPA_DB_PASSWORD. Each Assembly, Rust, and Erlang block resets the table again before its program.</w:t>
+        <w:t>Run the Data Reset first, then every Build and Run block from the lesson-4.7-extended folder, in a terminal that has SPA_DB_PASSWORD. Each Assembly, Rust, and Erlang block resets its own language's table again before its program.</w:t>
       </w:r>
     </w:p>
     <w:p>
@@ -22325,7 +22933,7 @@
         <w:keepNext/>
       </w:pPr>
       <w:r>
-        <w:t>Statement: UPDATE contacts SET phone = ? WHERE id = ?</w:t>
+        <w:t>Tables: contacts_assembly, contacts_rust, contacts_erlang;</w:t>
       </w:r>
     </w:p>
     <w:p>
@@ -22334,6 +22942,24 @@
         <w:keepNext/>
       </w:pPr>
       <w:r>
+        <w:t xml:space="preserve">  each reset by its own file</w:t>
+      </w:r>
+    </w:p>
+    <w:p>
+      <w:pPr>
+        <w:pStyle w:val="RequiredOutput"/>
+        <w:keepNext/>
+      </w:pPr>
+      <w:r>
+        <w:t>Statement: UPDATE contacts_assembly SET phone = ? WHERE id = ?</w:t>
+      </w:r>
+    </w:p>
+    <w:p>
+      <w:pPr>
+        <w:pStyle w:val="RequiredOutput"/>
+        <w:keepNext/>
+      </w:pPr>
+      <w:r>
         <w:t>Found rows: CLIENT_FOUND_ROWS (2); additional_capabilities;</w:t>
       </w:r>
     </w:p>
@@ -22574,7 +23200,7 @@
         <w:pStyle w:val="ListBullet"/>
       </w:pPr>
       <w:r>
-        <w:t>Leaving out WHERE. UPDATE contacts SET phone = ? changes every contact's phone at once, and nothing takes it back.</w:t>
+        <w:t>Leaving out WHERE. UPDATE contacts_assembly SET phone = ? changes every contact's phone in the table at once, and nothing takes it back.</w:t>
       </w:r>
     </w:p>
     <w:p>
@@ -23193,10 +23819,10 @@
     </w:p>
     <w:p>
       <w:r>
-        <w:t>Clear a phone. Write clear_phone (clearPhone), which stores NULL in one contact's phone with UPDATE contacts SET phone = NULL WHERE id = ?. Remember, NULL is written in the SQL itself, because it is fixed text, not outside input; the id still travels as a parameter (Lesson 4.7). It prints Cleared contact, the id, phone, and (rows matched: n), or the No contact line for 0, and returns 1 for a failure and 0 otherwise, like change_phone. Call it for contact 1 just before the list, adding what it returns to the</w:t>
-      </w:r>
-      <w:r>
-        <w:t xml:space="preserve"> failures.</w:t>
+        <w:t>Clear a phone. Write clear_phone (clearPhone), which stores NULL in one contact's phone with UPDATE contacts_assembly SET phone = NULL WHERE id = ?, with your language's table. Remember, NULL is written in the SQL itself, because it is fixed text, not outside input; the id still travels as a parameter (Lesson 4.7). It prints Cleared contact, the id, phone, and (rows matched: n), or the No contact line for 0, and returns 1 for a failure and 0 otherwise, like change_phone. Call it for contact 1 just before th</w:t>
+      </w:r>
+      <w:r>
+        <w:t>e list, adding what it returns to the failures.</w:t>
       </w:r>
     </w:p>
     <w:p>
@@ -23706,7 +24332,7 @@
         <w:pStyle w:val="ListBullet"/>
       </w:pPr>
       <w:r>
-        <w:t>I can send UPDATE contacts SET phone = ? WHERE id = ? from Assembly, Rust, and Erlang, with the phone and the id in placeholder order.</w:t>
+        <w:t>I can send UPDATE contacts_assembly SET phone = ? WHERE id = ? from Assembly, Rust, and Erlang, each with its own table, with the phone and the id in placeholder order.</w:t>
       </w:r>
     </w:p>
     <w:p>
@@ -23963,31 +24589,31 @@
       </w:rPr>
     </w:lvl>
   </w:abstractNum>
-  <w:num w:numId="1" w16cid:durableId="70352136">
+  <w:num w:numId="1" w16cid:durableId="779373538">
     <w:abstractNumId w:val="8"/>
   </w:num>
-  <w:num w:numId="2" w16cid:durableId="327759044">
+  <w:num w:numId="2" w16cid:durableId="1153714207">
     <w:abstractNumId w:val="6"/>
   </w:num>
-  <w:num w:numId="3" w16cid:durableId="1742020228">
+  <w:num w:numId="3" w16cid:durableId="1495994175">
     <w:abstractNumId w:val="5"/>
   </w:num>
-  <w:num w:numId="4" w16cid:durableId="1040782166">
+  <w:num w:numId="4" w16cid:durableId="1341152811">
     <w:abstractNumId w:val="4"/>
   </w:num>
-  <w:num w:numId="5" w16cid:durableId="1250507011">
+  <w:num w:numId="5" w16cid:durableId="1715813349">
     <w:abstractNumId w:val="7"/>
   </w:num>
-  <w:num w:numId="6" w16cid:durableId="617222250">
+  <w:num w:numId="6" w16cid:durableId="221067745">
     <w:abstractNumId w:val="3"/>
   </w:num>
-  <w:num w:numId="7" w16cid:durableId="2004048412">
+  <w:num w:numId="7" w16cid:durableId="65036058">
     <w:abstractNumId w:val="2"/>
   </w:num>
-  <w:num w:numId="8" w16cid:durableId="1290863822">
+  <w:num w:numId="8" w16cid:durableId="1009796181">
     <w:abstractNumId w:val="1"/>
   </w:num>
-  <w:num w:numId="9" w16cid:durableId="121584907">
+  <w:num w:numId="9" w16cid:durableId="472253603">
     <w:abstractNumId w:val="0"/>
   </w:num>
 </w:numbering>

--- a/Volume 1/Chapter 04 - Databases/SPA_Vol1_Ch4_Lesson4_7a_UPDATE_Extended.docx
+++ b/Volume 1/Chapter 04 - Databases/SPA_Vol1_Ch4_Lesson4_7a_UPDATE_Extended.docx
@@ -424,10 +424,11 @@
         <w:pStyle w:val="ListBullet"/>
       </w:pPr>
       <w:r>
-        <w:t>A mapping has an entry for every key, and a key never set reads as zero values (Lesson 4.4a), so a write to contacts[99].phone would succeed and store a phone for a contact nobody added. ContactBook's changePhone therefore checks for itself that the contact exists, with require, and reverts when it does not (Lesson 4.5a). There is no count to read: the call either succeeds or reverts, and a revert is a failed call, so the script reports contact 99 as an Error line. A phone saved unchanged is just another su</w:t>
-      </w:r>
-      <w:r>
-        <w:t>ccessful write; nothing shows that the value did not change.</w:t>
+        <w:t xml:space="preserve">A mapping has an entry for every key, and a key never set reads as zero values (Lesson 4.4a), so a write to contacts[99].phone would succeed and store a phone for a contact nobody added. ContactBook's changePhone therefore checks for itself that the contact exists, with require, and reverts when it does not (Lesson 4.5a). There is no count to read: the call either succeeds or reverts, and a revert is a failed call, so </w:t>
+      </w:r>
+      <w:r>
+        <w:lastRenderedPageBreak/>
+        <w:t>the script reports contact 99 as an Error line. A phone saved unchanged is just another successful write; nothing shows that the value did not change.</w:t>
       </w:r>
     </w:p>
     <w:p>
@@ -1088,7 +1089,7 @@
         <w:keepNext/>
       </w:pPr>
       <w:r>
-        <w:t>[profile.default]</w:t>
+        <w:t>[profile.default]  # Remember, the settings forge uses by default.</w:t>
       </w:r>
     </w:p>
     <w:p>
@@ -1789,7 +1790,7 @@
         <w:pStyle w:val="SourceCode"/>
       </w:pPr>
       <w:r>
-        <w:t>-- Lesson 4.4's contacts_assembly table, exactly as it defined it.</w:t>
+        <w:t>-- Lesson 4.4a's contacts_assembly table, exactly as it defined it.</w:t>
       </w:r>
     </w:p>
     <w:p>
@@ -2005,7 +2006,7 @@
         <w:pStyle w:val="SourceCode"/>
       </w:pPr>
       <w:r>
-        <w:t>-- Lesson 4.4's contacts_rust table, exactly as it defined it.</w:t>
+        <w:t>-- Lesson 4.4a's contacts_rust table, exactly as it defined it.</w:t>
       </w:r>
     </w:p>
     <w:p>
@@ -2221,7 +2222,7 @@
         <w:pStyle w:val="SourceCode"/>
       </w:pPr>
       <w:r>
-        <w:t>-- Lesson 4.4's contacts_erlang table, exactly as it defined it.</w:t>
+        <w:t>-- Lesson 4.4a's contacts_erlang table, exactly as it defined it.</w:t>
       </w:r>
     </w:p>
     <w:p>
@@ -3417,7 +3418,7 @@
         <w:pStyle w:val="SourceCode"/>
       </w:pPr>
       <w:r>
-        <w:t xml:space="preserve">    ; SQL (Lesson 4.5a).</w:t>
+        <w:t xml:space="preserve">    ; SQL (Lesson 4.5a), and a db line with no label continues the text above.</w:t>
       </w:r>
     </w:p>
     <w:p>
@@ -3678,15 +3679,15 @@
         <w:pStyle w:val="SourceCode"/>
       </w:pPr>
       <w:r>
-        <w:t xml:space="preserve">    ; per ?, and contact_id the id's 4 bytes, which the second record points</w:t>
-      </w:r>
-    </w:p>
-    <w:p>
-      <w:pPr>
-        <w:pStyle w:val="SourceCode"/>
-      </w:pPr>
-      <w:r>
-        <w:t xml:space="preserve">    ; at. contact is the one record list_contacts fills for each row.</w:t>
+        <w:t xml:space="preserve">    ; per ?; resd 1 sets aside one dword, 4 bytes, for the id the second</w:t>
+      </w:r>
+    </w:p>
+    <w:p>
+      <w:pPr>
+        <w:pStyle w:val="SourceCode"/>
+      </w:pPr>
+      <w:r>
+        <w:t xml:space="preserve">    ; record points at. contact is the record list_contacts fills per row.</w:t>
       </w:r>
     </w:p>
     <w:p>
@@ -4455,15 +4456,15 @@
         <w:pStyle w:val="SourceCode"/>
       </w:pPr>
       <w:r>
-        <w:t>; attaches one MYSQL_BIND per ?, in order, and mysql_stmt_execute sends</w:t>
-      </w:r>
-    </w:p>
-    <w:p>
-      <w:pPr>
-        <w:pStyle w:val="SourceCode"/>
-      </w:pPr>
-      <w:r>
-        <w:t>; the values and runs it (Lesson 4.5a). rbx keeps the statement handle.</w:t>
+        <w:t>; attaches one MYSQL_BIND per ?, mysql_stmt_execute sends the values and</w:t>
+      </w:r>
+    </w:p>
+    <w:p>
+      <w:pPr>
+        <w:pStyle w:val="SourceCode"/>
+      </w:pPr>
+      <w:r>
+        <w:t>; runs it (Lesson 4.5a). rbx keeps the statement, r12 the phone, then the count.</w:t>
       </w:r>
     </w:p>
     <w:p>
@@ -6071,15 +6072,15 @@
         <w:pStyle w:val="SourceCode"/>
       </w:pPr>
       <w:r>
-        <w:t>; eight values, so main sets aside 32 bytes of scratch space plus four</w:t>
-      </w:r>
-    </w:p>
-    <w:p>
-      <w:pPr>
-        <w:pStyle w:val="SourceCode"/>
-      </w:pPr>
-      <w:r>
-        <w:t>; 8-byte places for values 5 to 8.</w:t>
+        <w:t>; eight values: sub rsp, 72 is 32 bytes of scratch space, four 8-byte</w:t>
+      </w:r>
+    </w:p>
+    <w:p>
+      <w:pPr>
+        <w:pStyle w:val="SourceCode"/>
+      </w:pPr>
+      <w:r>
+        <w:t>; places for values 5 to 8, and 8 more that keep rsp a multiple of 16.</w:t>
       </w:r>
     </w:p>
     <w:p>
@@ -6249,47 +6250,47 @@
         <w:pStyle w:val="SourceCode"/>
       </w:pPr>
       <w:r>
-        <w:t xml:space="preserve">    ; Remember, mysql_real_connect takes the handle, host, user, and</w:t>
-      </w:r>
-    </w:p>
-    <w:p>
-      <w:pPr>
-        <w:pStyle w:val="SourceCode"/>
-      </w:pPr>
-      <w:r>
-        <w:t xml:space="preserve">    ; password in registers, then the database (Lesson 4.2a), the port,</w:t>
-      </w:r>
-    </w:p>
-    <w:p>
-      <w:pPr>
-        <w:pStyle w:val="SourceCode"/>
-      </w:pPr>
-      <w:r>
-        <w:t xml:space="preserve">    ; the socket (0, none), and the client flags on the stack. The flags</w:t>
-      </w:r>
-    </w:p>
-    <w:p>
-      <w:pPr>
-        <w:pStyle w:val="SourceCode"/>
-      </w:pPr>
-      <w:r>
-        <w:t xml:space="preserve">    ; were 0 until now; CLIENT_FOUND_ROWS asks for the rows-matched</w:t>
-      </w:r>
-    </w:p>
-    <w:p>
-      <w:pPr>
-        <w:pStyle w:val="SourceCode"/>
-      </w:pPr>
-      <w:r>
-        <w:t xml:space="preserve">    ; count. It returns 0 when it cannot connect, so even this Basic</w:t>
-      </w:r>
-    </w:p>
-    <w:p>
-      <w:pPr>
-        <w:pStyle w:val="SourceCode"/>
-      </w:pPr>
-      <w:r>
-        <w:t xml:space="preserve">    ; version checks.</w:t>
+        <w:t xml:space="preserve">    ; Remember, mysql_init(0) makes a new handle, and mysql_real_connect</w:t>
+      </w:r>
+    </w:p>
+    <w:p>
+      <w:pPr>
+        <w:pStyle w:val="SourceCode"/>
+      </w:pPr>
+      <w:r>
+        <w:t xml:space="preserve">    ; takes it, host, user, and password in registers, then the database</w:t>
+      </w:r>
+    </w:p>
+    <w:p>
+      <w:pPr>
+        <w:pStyle w:val="SourceCode"/>
+      </w:pPr>
+      <w:r>
+        <w:t xml:space="preserve">    ; (Lesson 4.2a), port, socket (0, none), and client flags on the stack.</w:t>
+      </w:r>
+    </w:p>
+    <w:p>
+      <w:pPr>
+        <w:pStyle w:val="SourceCode"/>
+      </w:pPr>
+      <w:r>
+        <w:t xml:space="preserve">    ; The flags were 0 until now; CLIENT_FOUND_ROWS asks for the</w:t>
+      </w:r>
+    </w:p>
+    <w:p>
+      <w:pPr>
+        <w:pStyle w:val="SourceCode"/>
+      </w:pPr>
+      <w:r>
+        <w:t xml:space="preserve">    ; rows-matched count. It returns 0 when it cannot connect, so even</w:t>
+      </w:r>
+    </w:p>
+    <w:p>
+      <w:pPr>
+        <w:pStyle w:val="SourceCode"/>
+      </w:pPr>
+      <w:r>
+        <w:t xml:space="preserve">    ; this Basic version checks.</w:t>
       </w:r>
     </w:p>
     <w:p>
@@ -9051,15 +9052,15 @@
         <w:pStyle w:val="SourceCode"/>
       </w:pPr>
       <w:r>
-        <w:t>;   out: rax = the rows matched, or -1 when a step fails (a real count is</w:t>
-      </w:r>
-    </w:p>
-    <w:p>
-      <w:pPr>
-        <w:pStyle w:val="SourceCode"/>
-      </w:pPr>
-      <w:r>
-        <w:t>;        never negative), after one Error line with the reason</w:t>
+        <w:t>;   out: rax = the rows matched, or -1 when a step fails, after one Error</w:t>
+      </w:r>
+    </w:p>
+    <w:p>
+      <w:pPr>
+        <w:pStyle w:val="SourceCode"/>
+      </w:pPr>
+      <w:r>
+        <w:t>;        line; a real count is never negative. %lld prints it signed.</w:t>
       </w:r>
     </w:p>
     <w:p>
@@ -12979,23 +12980,23 @@
         <w:pStyle w:val="SourceCode"/>
       </w:pPr>
       <w:r>
-        <w:t xml:space="preserve">    // 0 rows matched means no row has this id, so nothing was changed. It</w:t>
-      </w:r>
-    </w:p>
-    <w:p>
-      <w:pPr>
-        <w:pStyle w:val="SourceCode"/>
-      </w:pPr>
-      <w:r>
-        <w:t xml:space="preserve">    // is not an error: the UPDATE ran and found no row, and the program</w:t>
-      </w:r>
-    </w:p>
-    <w:p>
-      <w:pPr>
-        <w:pStyle w:val="SourceCode"/>
-      </w:pPr>
-      <w:r>
-        <w:t xml:space="preserve">    // says so on its normal output.</w:t>
+        <w:t xml:space="preserve">    // 0 rows matched means no row has this id: not an error, the UPDATE ran</w:t>
+      </w:r>
+    </w:p>
+    <w:p>
+      <w:pPr>
+        <w:pStyle w:val="SourceCode"/>
+      </w:pPr>
+      <w:r>
+        <w:t xml:space="preserve">    // and found no row, so the normal output says so. Remember, a \ at a</w:t>
+      </w:r>
+    </w:p>
+    <w:p>
+      <w:pPr>
+        <w:pStyle w:val="SourceCode"/>
+      </w:pPr>
+      <w:r>
+        <w:t xml:space="preserve">    // line's end joins the next line on, without its leading spaces.</w:t>
       </w:r>
     </w:p>
     <w:p>
@@ -13088,15 +13089,15 @@
         <w:pStyle w:val="SourceCode"/>
       </w:pPr>
       <w:r>
-        <w:t xml:space="preserve">    // Remember, query reads every row into a Vec of tuples, and a NULL</w:t>
-      </w:r>
-    </w:p>
-    <w:p>
-      <w:pPr>
-        <w:pStyle w:val="SourceCode"/>
-      </w:pPr>
-      <w:r>
-        <w:t xml:space="preserve">    // phone arrives as None in its Option&lt;String&gt;.</w:t>
+        <w:t xml:space="preserve">    // Remember, query gives a Vec of tuples, None for a NULL phone; a lone</w:t>
+      </w:r>
+    </w:p>
+    <w:p>
+      <w:pPr>
+        <w:pStyle w:val="SourceCode"/>
+      </w:pPr>
+      <w:r>
+        <w:t xml:space="preserve">    // field, id, is short for id: id; if let Some(phone) takes the text out.</w:t>
       </w:r>
     </w:p>
     <w:p>
@@ -13415,15 +13416,15 @@
         <w:pStyle w:val="SourceCode"/>
       </w:pPr>
       <w:r>
-        <w:t xml:space="preserve">    // A new phone for Ada Lovelace, contact 1. The spaces around it are</w:t>
-      </w:r>
-    </w:p>
-    <w:p>
-      <w:pPr>
-        <w:pStyle w:val="SourceCode"/>
-      </w:pPr>
-      <w:r>
-        <w:t xml:space="preserve">    // trimmed away.</w:t>
+        <w:t xml:space="preserve">    // A new phone for Ada Lovelace, contact 1, spaces trimmed away.</w:t>
+      </w:r>
+    </w:p>
+    <w:p>
+      <w:pPr>
+        <w:pStyle w:val="SourceCode"/>
+      </w:pPr>
+      <w:r>
+        <w:t xml:space="preserve">    // Remember, &amp;mut connection lends the connection so it can change.</w:t>
       </w:r>
     </w:p>
     <w:p>
@@ -14626,31 +14627,31 @@
         <w:pStyle w:val="SourceCode"/>
       </w:pPr>
       <w:r>
-        <w:t>/// Trims and validates a new phone, then updates the contact and reports</w:t>
-      </w:r>
-    </w:p>
-    <w:p>
-      <w:pPr>
-        <w:pStyle w:val="SourceCode"/>
-      </w:pPr>
-      <w:r>
-        <w:t>/// the rows matched; 0 means there is no such contact, a normal outcome.</w:t>
-      </w:r>
-    </w:p>
-    <w:p>
-      <w:pPr>
-        <w:pStyle w:val="SourceCode"/>
-      </w:pPr>
-      <w:r>
-        <w:t>/// Returns 1 for a failure, 0 otherwise: rejected input and a refused</w:t>
-      </w:r>
-    </w:p>
-    <w:p>
-      <w:pPr>
-        <w:pStyle w:val="SourceCode"/>
-      </w:pPr>
-      <w:r>
-        <w:t>/// update each print one Error line and return 1, and the program goes on.</w:t>
+        <w:t>/// Trims and validates a new phone, then updates the contact. In the match,</w:t>
+      </w:r>
+    </w:p>
+    <w:p>
+      <w:pPr>
+        <w:pStyle w:val="SourceCode"/>
+      </w:pPr>
+      <w:r>
+        <w:t>/// Ok(0) fits only an Ok holding 0, no such contact (a normal outcome), and</w:t>
+      </w:r>
+    </w:p>
+    <w:p>
+      <w:pPr>
+        <w:pStyle w:val="SourceCode"/>
+      </w:pPr>
+      <w:r>
+        <w:t>/// Ok(rows_matched) any other count and names it; arms are tried in order.</w:t>
+      </w:r>
+    </w:p>
+    <w:p>
+      <w:pPr>
+        <w:pStyle w:val="SourceCode"/>
+      </w:pPr>
+      <w:r>
+        <w:t>/// Returns 1 for a failure, rejected input or a refused update, else 0.</w:t>
       </w:r>
     </w:p>
     <w:p>
@@ -16334,15 +16335,15 @@
         <w:pStyle w:val="SourceCode"/>
       </w:pPr>
       <w:r>
-        <w:t xml:space="preserve">    %% Remember, the limit matches the column, VARCHAR(20), and length</w:t>
-      </w:r>
-    </w:p>
-    <w:p>
-      <w:pPr>
-        <w:pStyle w:val="SourceCode"/>
-      </w:pPr>
-      <w:r>
-        <w:t xml:space="preserve">    %% counts characters.</w:t>
+        <w:t xml:space="preserve">    %% Remember, the limit matches the column, VARCHAR(20), length counts</w:t>
+      </w:r>
+    </w:p>
+    <w:p>
+      <w:pPr>
+        <w:pStyle w:val="SourceCode"/>
+      </w:pPr>
+      <w:r>
+        <w:t xml:space="preserve">    %% characters, and if runs the first true branch; true -&gt; is the rest.</w:t>
       </w:r>
     </w:p>
     <w:p>
@@ -16698,6 +16699,30 @@
         <w:pStyle w:val="SourceCode"/>
       </w:pPr>
       <w:r>
+        <w:t xml:space="preserve">    %% Remember, side-by-side literals join into one text; lists:foreach</w:t>
+      </w:r>
+    </w:p>
+    <w:p>
+      <w:pPr>
+        <w:pStyle w:val="SourceCode"/>
+      </w:pPr>
+      <w:r>
+        <w:t xml:space="preserve">    %% runs the fun once per row, and the case tests null, mysql-otp's NULL,</w:t>
+      </w:r>
+    </w:p>
+    <w:p>
+      <w:pPr>
+        <w:pStyle w:val="SourceCode"/>
+      </w:pPr>
+      <w:r>
+        <w:t xml:space="preserve">    %% before the branch that fits any phone (Lesson 4.6a).</w:t>
+      </w:r>
+    </w:p>
+    <w:p>
+      <w:pPr>
+        <w:pStyle w:val="SourceCode"/>
+      </w:pPr>
+      <w:r>
         <w:t xml:space="preserve">    {ok, _ColumnNames, Rows} =</w:t>
       </w:r>
     </w:p>
@@ -17733,31 +17758,31 @@
         <w:pStyle w:val="SourceCode"/>
       </w:pPr>
       <w:r>
-        <w:t>%% Remember, connect_database (Lesson 4.2a) connects with every setting,</w:t>
-      </w:r>
-    </w:p>
-    <w:p>
-      <w:pPr>
-        <w:pStyle w:val="SourceCode"/>
-      </w:pPr>
-      <w:r>
-        <w:t>%% the database too, and returns {ok, Connection}, or {error, Message}</w:t>
-      </w:r>
-    </w:p>
-    <w:p>
-      <w:pPr>
-        <w:pStyle w:val="SourceCode"/>
-      </w:pPr>
-      <w:r>
-        <w:t>%% naming the database, the server, and the reason. {found_rows, true}</w:t>
-      </w:r>
-    </w:p>
-    <w:p>
-      <w:pPr>
-        <w:pStyle w:val="SourceCode"/>
-      </w:pPr>
-      <w:r>
-        <w:t>%% makes an UPDATE report the rows it matched.</w:t>
+        <w:t>%% Remember, connect_database (Lesson 4.2a) returns {ok, Connection}, a</w:t>
+      </w:r>
+    </w:p>
+    <w:p>
+      <w:pPr>
+        <w:pStyle w:val="SourceCode"/>
+      </w:pPr>
+      <w:r>
+        <w:t>%% pid(), or {error, Message}, iodata() text naming the database, server,</w:t>
+      </w:r>
+    </w:p>
+    <w:p>
+      <w:pPr>
+        <w:pStyle w:val="SourceCode"/>
+      </w:pPr>
+      <w:r>
+        <w:t>%% and reason, and {found_rows, true} makes an UPDATE count rows matched.</w:t>
+      </w:r>
+    </w:p>
+    <w:p>
+      <w:pPr>
+        <w:pStyle w:val="SourceCode"/>
+      </w:pPr>
+      <w:r>
+        <w:t>%% Remember, -spec documents types.</w:t>
       </w:r>
     </w:p>
     <w:p>
@@ -17874,15 +17899,15 @@
         <w:pStyle w:val="SourceCode"/>
       </w:pPr>
       <w:r>
-        <w:t>%% Remember, reason_text (Lesson 4.0a) turns the connector's reason into</w:t>
-      </w:r>
-    </w:p>
-    <w:p>
-      <w:pPr>
-        <w:pStyle w:val="SourceCode"/>
-      </w:pPr>
-      <w:r>
-        <w:t>%% text, and never prints a whole term, which could hold the password.</w:t>
+        <w:t>%% Remember, reason_text (Lesson 4.0a) turns the reason into text, never a</w:t>
+      </w:r>
+    </w:p>
+    <w:p>
+      <w:pPr>
+        <w:pStyle w:val="SourceCode"/>
+      </w:pPr>
+      <w:r>
+        <w:t>%% whole term, which could hold the password; the when guard fits only atoms.</w:t>
       </w:r>
     </w:p>
     <w:p>
@@ -18169,31 +18194,31 @@
         <w:pStyle w:val="SourceCode"/>
       </w:pPr>
       <w:r>
-        <w:t>%% Trims and validates a new phone, then updates the contact and reports</w:t>
-      </w:r>
-    </w:p>
-    <w:p>
-      <w:pPr>
-        <w:pStyle w:val="SourceCode"/>
-      </w:pPr>
-      <w:r>
-        <w:t>%% the rows matched; 0 means there is no such contact, a normal outcome.</w:t>
-      </w:r>
-    </w:p>
-    <w:p>
-      <w:pPr>
-        <w:pStyle w:val="SourceCode"/>
-      </w:pPr>
-      <w:r>
-        <w:t>%% Returns 1 for a failure, 0 otherwise: rejected input and a refused</w:t>
-      </w:r>
-    </w:p>
-    <w:p>
-      <w:pPr>
-        <w:pStyle w:val="SourceCode"/>
-      </w:pPr>
-      <w:r>
-        <w:t>%% update each print one Error line and return 1, and the program goes on.</w:t>
+        <w:t>%% Trims and validates a new phone, then updates the contact. {ok, 0}, no</w:t>
+      </w:r>
+    </w:p>
+    <w:p>
+      <w:pPr>
+        <w:pStyle w:val="SourceCode"/>
+      </w:pPr>
+      <w:r>
+        <w:t>%% such contact (a normal outcome), comes before {ok, RowsMatched}, which</w:t>
+      </w:r>
+    </w:p>
+    <w:p>
+      <w:pPr>
+        <w:pStyle w:val="SourceCode"/>
+      </w:pPr>
+      <w:r>
+        <w:t>%% fits any count: case runs the first branch that fits. Returns 1 for a</w:t>
+      </w:r>
+    </w:p>
+    <w:p>
+      <w:pPr>
+        <w:pStyle w:val="SourceCode"/>
+      </w:pPr>
+      <w:r>
+        <w:t>%% failure, rejected input or a refused update, 0 otherwise.</w:t>
       </w:r>
     </w:p>
     <w:p>
@@ -24589,31 +24614,31 @@
       </w:rPr>
     </w:lvl>
   </w:abstractNum>
-  <w:num w:numId="1" w16cid:durableId="779373538">
+  <w:num w:numId="1" w16cid:durableId="145391573">
     <w:abstractNumId w:val="8"/>
   </w:num>
-  <w:num w:numId="2" w16cid:durableId="1153714207">
+  <w:num w:numId="2" w16cid:durableId="1434738796">
     <w:abstractNumId w:val="6"/>
   </w:num>
-  <w:num w:numId="3" w16cid:durableId="1495994175">
+  <w:num w:numId="3" w16cid:durableId="659118679">
     <w:abstractNumId w:val="5"/>
   </w:num>
-  <w:num w:numId="4" w16cid:durableId="1341152811">
+  <w:num w:numId="4" w16cid:durableId="2004428629">
     <w:abstractNumId w:val="4"/>
   </w:num>
-  <w:num w:numId="5" w16cid:durableId="1715813349">
+  <w:num w:numId="5" w16cid:durableId="422920014">
     <w:abstractNumId w:val="7"/>
   </w:num>
-  <w:num w:numId="6" w16cid:durableId="221067745">
+  <w:num w:numId="6" w16cid:durableId="1568954930">
     <w:abstractNumId w:val="3"/>
   </w:num>
-  <w:num w:numId="7" w16cid:durableId="65036058">
+  <w:num w:numId="7" w16cid:durableId="4942800">
     <w:abstractNumId w:val="2"/>
   </w:num>
-  <w:num w:numId="8" w16cid:durableId="1009796181">
+  <w:num w:numId="8" w16cid:durableId="1782145890">
     <w:abstractNumId w:val="1"/>
   </w:num>
-  <w:num w:numId="9" w16cid:durableId="472253603">
+  <w:num w:numId="9" w16cid:durableId="1760902979">
     <w:abstractNumId w:val="0"/>
   </w:num>
 </w:numbering>
